--- a/tfl/tables/T-MH-01.docx
+++ b/tfl/tables/T-MH-01.docx
@@ -3230,7 +3230,7 @@
           <w:szCs w:val="14"/>
           <w:color w:val="C0392B"/>
         </w:rPr>
-        <w:t xml:space="preserve">DRAFT — produced 2026-07-19 — synthetic data, NOT for regulatory submission</w:t>
+        <w:t xml:space="preserve">DRAFT — produced 2026-09-20 — synthetic data, NOT for regulatory submission</w:t>
       </w:r>
     </w:p>
     <w:sectPr>

--- a/tfl/tables/T-MH-01.docx
+++ b/tfl/tables/T-MH-01.docx
@@ -129,7 +129,7 @@
           <w:szCs w:val="18"/>
           <w:color w:val="444444"/>
         </w:rPr>
-        <w:t xml:space="preserve">Safety Population (N=449)</w:t>
+        <w:t xml:space="preserve">Safety Population (N=450)</w:t>
       </w:r>
     </w:p>
     <w:p>
@@ -288,7 +288,7 @@
                 <w:szCs w:val="18"/>
                 <w:color w:val="FFFFFF"/>
               </w:rPr>
-              <w:t xml:space="preserve">(N=225)</w:t>
+              <w:t xml:space="preserve">(N=300)</w:t>
             </w:r>
           </w:p>
         </w:tc>
@@ -369,7 +369,7 @@
                 <w:szCs w:val="18"/>
                 <w:color w:val="FFFFFF"/>
               </w:rPr>
-              <w:t xml:space="preserve">(N=224)</w:t>
+              <w:t xml:space="preserve">(N=150)</w:t>
             </w:r>
           </w:p>
         </w:tc>
@@ -484,7 +484,7 @@
                 <w:szCs w:val="18"/>
                 <w:color w:val="000000"/>
               </w:rPr>
-              <w:t xml:space="preserve">223 (99.1)</w:t>
+              <w:t xml:space="preserve">293 (97.7)</w:t>
             </w:r>
           </w:p>
         </w:tc>
@@ -539,7 +539,7 @@
                 <w:szCs w:val="18"/>
                 <w:color w:val="000000"/>
               </w:rPr>
-              <w:t xml:space="preserve">222 (99.1)</w:t>
+              <w:t xml:space="preserve">148 (98.7)</w:t>
             </w:r>
           </w:p>
         </w:tc>
@@ -599,7 +599,7 @@
                 <w:szCs w:val="18"/>
                 <w:color w:val="000000"/>
               </w:rPr>
-              <w:t xml:space="preserve">  Diabetes Mellitus</w:t>
+              <w:t xml:space="preserve">  Emphysema</w:t>
             </w:r>
           </w:p>
         </w:tc>
@@ -654,7 +654,7 @@
                 <w:szCs w:val="18"/>
                 <w:color w:val="000000"/>
               </w:rPr>
-              <w:t xml:space="preserve">7 (3.1)</w:t>
+              <w:t xml:space="preserve">7 (2.3)</w:t>
             </w:r>
           </w:p>
         </w:tc>
@@ -709,7 +709,7 @@
                 <w:szCs w:val="18"/>
                 <w:color w:val="000000"/>
               </w:rPr>
-              <w:t xml:space="preserve">13 (5.8)</w:t>
+              <w:t xml:space="preserve">10 (6.7)</w:t>
             </w:r>
           </w:p>
         </w:tc>
@@ -824,7 +824,7 @@
                 <w:szCs w:val="18"/>
                 <w:color w:val="000000"/>
               </w:rPr>
-              <w:t xml:space="preserve">7 (3.1)</w:t>
+              <w:t xml:space="preserve">10 (3.3)</w:t>
             </w:r>
           </w:p>
         </w:tc>
@@ -879,7 +879,7 @@
                 <w:szCs w:val="18"/>
                 <w:color w:val="000000"/>
               </w:rPr>
-              <w:t xml:space="preserve">12 (5.4)</w:t>
+              <w:t xml:space="preserve">9 (6.0)</w:t>
             </w:r>
           </w:p>
         </w:tc>
@@ -939,7 +939,7 @@
                 <w:szCs w:val="18"/>
                 <w:color w:val="000000"/>
               </w:rPr>
-              <w:t xml:space="preserve">  Asthma</w:t>
+              <w:t xml:space="preserve">  Alcohol Use Disorder</w:t>
             </w:r>
           </w:p>
         </w:tc>
@@ -994,7 +994,7 @@
                 <w:szCs w:val="18"/>
                 <w:color w:val="000000"/>
               </w:rPr>
-              <w:t xml:space="preserve">12 (5.3)</w:t>
+              <w:t xml:space="preserve">10 (3.3)</w:t>
             </w:r>
           </w:p>
         </w:tc>
@@ -1049,7 +1049,7 @@
                 <w:szCs w:val="18"/>
                 <w:color w:val="000000"/>
               </w:rPr>
-              <w:t xml:space="preserve">7 (3.1)</w:t>
+              <w:t xml:space="preserve">8 (5.3)</w:t>
             </w:r>
           </w:p>
         </w:tc>
@@ -1066,7 +1066,7 @@
               <w:left w:val="single" w:sz="8" w:space="0" w:color="666666"/>
               <w:right w:val="single" w:sz="3" w:space="0" w:color="CCCCCC"/>
             </w:tcBorders>
-            <w:shd w:val="clear" w:color="auto" w:fill="F2F2F2"/>
+            <w:shd w:val="clear" w:color="auto" w:fill="FFFFFF"/>
             <w:tcMar>
               <w:top w:w="0" w:type="dxa"/>
               <w:bottom w:w="0" w:type="dxa"/>
@@ -1086,30 +1086,30 @@
                 <w:right w:val="none" w:sz="0" w:space="0" w:color="000000"/>
               </w:pBdr>
               <w:spacing w:after="40" w:before="40" w:line="240"/>
-              <w:ind w:left="100" w:right="100" w:firstLine="0" w:firstLineChars="0"/>
-              <w:rPr>
-                <w:rFonts w:ascii="Arial" w:hAnsi="Arial" w:eastAsia="Arial" w:cs="Arial"/>
-                <w:i w:val="false"/>
-                <w:b w:val="true"/>
-                <w:u w:val="none"/>
-                <w:strike w:val="false"/>
-                <w:sz w:val="18"/>
-                <w:szCs w:val="18"/>
-                <w:color w:val="1F3864"/>
-              </w:rPr>
-            </w:pPr>
-            <w:r>
-              <w:rPr>
-                <w:rFonts w:ascii="Arial" w:hAnsi="Arial" w:eastAsia="Arial" w:cs="Arial"/>
-                <w:i w:val="false"/>
-                <w:b w:val="true"/>
-                <w:u w:val="none"/>
-                <w:strike w:val="false"/>
-                <w:sz w:val="18"/>
-                <w:szCs w:val="18"/>
-                <w:color w:val="1F3864"/>
-              </w:rPr>
-              <w:t xml:space="preserve">PRIMARY DIAGNOSIS</w:t>
+              <w:ind w:left="300" w:right="100" w:firstLine="0" w:firstLineChars="0"/>
+              <w:rPr>
+                <w:rFonts w:ascii="Arial" w:hAnsi="Arial" w:eastAsia="Arial" w:cs="Arial"/>
+                <w:i w:val="false"/>
+                <w:b w:val="false"/>
+                <w:u w:val="none"/>
+                <w:strike w:val="false"/>
+                <w:sz w:val="18"/>
+                <w:szCs w:val="18"/>
+                <w:color w:val="000000"/>
+              </w:rPr>
+            </w:pPr>
+            <w:r>
+              <w:rPr>
+                <w:rFonts w:ascii="Arial" w:hAnsi="Arial" w:eastAsia="Arial" w:cs="Arial"/>
+                <w:i w:val="false"/>
+                <w:b w:val="false"/>
+                <w:u w:val="none"/>
+                <w:strike w:val="false"/>
+                <w:sz w:val="18"/>
+                <w:szCs w:val="18"/>
+                <w:color w:val="000000"/>
+              </w:rPr>
+              <w:t xml:space="preserve">  Migraine</w:t>
             </w:r>
           </w:p>
         </w:tc>
@@ -1121,7 +1121,7 @@
               <w:left w:val="single" w:sz="3" w:space="0" w:color="CCCCCC"/>
               <w:right w:val="single" w:sz="3" w:space="0" w:color="CCCCCC"/>
             </w:tcBorders>
-            <w:shd w:val="clear" w:color="auto" w:fill="F2F2F2"/>
+            <w:shd w:val="clear" w:color="auto" w:fill="FFFFFF"/>
             <w:tcMar>
               <w:top w:w="0" w:type="dxa"/>
               <w:bottom w:w="0" w:type="dxa"/>
@@ -1145,26 +1145,26 @@
               <w:rPr>
                 <w:rFonts w:ascii="Arial" w:hAnsi="Arial" w:eastAsia="Arial" w:cs="Arial"/>
                 <w:i w:val="false"/>
-                <w:b w:val="true"/>
-                <w:u w:val="none"/>
-                <w:strike w:val="false"/>
-                <w:sz w:val="18"/>
-                <w:szCs w:val="18"/>
-                <w:color w:val="000000"/>
-              </w:rPr>
-            </w:pPr>
-            <w:r>
-              <w:rPr>
-                <w:rFonts w:ascii="Arial" w:hAnsi="Arial" w:eastAsia="Arial" w:cs="Arial"/>
-                <w:i w:val="false"/>
-                <w:b w:val="true"/>
-                <w:u w:val="none"/>
-                <w:strike w:val="false"/>
-                <w:sz w:val="18"/>
-                <w:szCs w:val="18"/>
-                <w:color w:val="000000"/>
-              </w:rPr>
-              <w:t xml:space="preserve">225 (100.0)</w:t>
+                <w:b w:val="false"/>
+                <w:u w:val="none"/>
+                <w:strike w:val="false"/>
+                <w:sz w:val="18"/>
+                <w:szCs w:val="18"/>
+                <w:color w:val="000000"/>
+              </w:rPr>
+            </w:pPr>
+            <w:r>
+              <w:rPr>
+                <w:rFonts w:ascii="Arial" w:hAnsi="Arial" w:eastAsia="Arial" w:cs="Arial"/>
+                <w:i w:val="false"/>
+                <w:b w:val="false"/>
+                <w:u w:val="none"/>
+                <w:strike w:val="false"/>
+                <w:sz w:val="18"/>
+                <w:szCs w:val="18"/>
+                <w:color w:val="000000"/>
+              </w:rPr>
+              <w:t xml:space="preserve">16 (5.3)</w:t>
             </w:r>
           </w:p>
         </w:tc>
@@ -1176,7 +1176,7 @@
               <w:left w:val="single" w:sz="3" w:space="0" w:color="CCCCCC"/>
               <w:right w:val="single" w:sz="8" w:space="0" w:color="666666"/>
             </w:tcBorders>
-            <w:shd w:val="clear" w:color="auto" w:fill="F2F2F2"/>
+            <w:shd w:val="clear" w:color="auto" w:fill="FFFFFF"/>
             <w:tcMar>
               <w:top w:w="0" w:type="dxa"/>
               <w:bottom w:w="0" w:type="dxa"/>
@@ -1200,26 +1200,26 @@
               <w:rPr>
                 <w:rFonts w:ascii="Arial" w:hAnsi="Arial" w:eastAsia="Arial" w:cs="Arial"/>
                 <w:i w:val="false"/>
-                <w:b w:val="true"/>
-                <w:u w:val="none"/>
-                <w:strike w:val="false"/>
-                <w:sz w:val="18"/>
-                <w:szCs w:val="18"/>
-                <w:color w:val="000000"/>
-              </w:rPr>
-            </w:pPr>
-            <w:r>
-              <w:rPr>
-                <w:rFonts w:ascii="Arial" w:hAnsi="Arial" w:eastAsia="Arial" w:cs="Arial"/>
-                <w:i w:val="false"/>
-                <w:b w:val="true"/>
-                <w:u w:val="none"/>
-                <w:strike w:val="false"/>
-                <w:sz w:val="18"/>
-                <w:szCs w:val="18"/>
-                <w:color w:val="000000"/>
-              </w:rPr>
-              <w:t xml:space="preserve">224 (100.0)</w:t>
+                <w:b w:val="false"/>
+                <w:u w:val="none"/>
+                <w:strike w:val="false"/>
+                <w:sz w:val="18"/>
+                <w:szCs w:val="18"/>
+                <w:color w:val="000000"/>
+              </w:rPr>
+            </w:pPr>
+            <w:r>
+              <w:rPr>
+                <w:rFonts w:ascii="Arial" w:hAnsi="Arial" w:eastAsia="Arial" w:cs="Arial"/>
+                <w:i w:val="false"/>
+                <w:b w:val="false"/>
+                <w:u w:val="none"/>
+                <w:strike w:val="false"/>
+                <w:sz w:val="18"/>
+                <w:szCs w:val="18"/>
+                <w:color w:val="000000"/>
+              </w:rPr>
+              <w:t xml:space="preserve">6 (4.0)</w:t>
             </w:r>
           </w:p>
         </w:tc>
@@ -1279,7 +1279,7 @@
                 <w:szCs w:val="18"/>
                 <w:color w:val="000000"/>
               </w:rPr>
-              <w:t xml:space="preserve">  Non-Small Cell Lung Cancer</w:t>
+              <w:t xml:space="preserve">  Chronic Kidney Disease</w:t>
             </w:r>
           </w:p>
         </w:tc>
@@ -1334,7 +1334,7 @@
                 <w:szCs w:val="18"/>
                 <w:color w:val="000000"/>
               </w:rPr>
-              <w:t xml:space="preserve">36 (16.0)</w:t>
+              <w:t xml:space="preserve">15 (5.0)</w:t>
             </w:r>
           </w:p>
         </w:tc>
@@ -1389,7 +1389,7 @@
                 <w:szCs w:val="18"/>
                 <w:color w:val="000000"/>
               </w:rPr>
-              <w:t xml:space="preserve">24 (10.7)</w:t>
+              <w:t xml:space="preserve">4 (2.7)</w:t>
             </w:r>
           </w:p>
         </w:tc>
@@ -1406,7 +1406,7 @@
               <w:left w:val="single" w:sz="8" w:space="0" w:color="666666"/>
               <w:right w:val="single" w:sz="3" w:space="0" w:color="CCCCCC"/>
             </w:tcBorders>
-            <w:shd w:val="clear" w:color="auto" w:fill="FFFFFF"/>
+            <w:shd w:val="clear" w:color="auto" w:fill="F2F2F2"/>
             <w:tcMar>
               <w:top w:w="0" w:type="dxa"/>
               <w:bottom w:w="0" w:type="dxa"/>
@@ -1426,30 +1426,30 @@
                 <w:right w:val="none" w:sz="0" w:space="0" w:color="000000"/>
               </w:pBdr>
               <w:spacing w:after="40" w:before="40" w:line="240"/>
-              <w:ind w:left="300" w:right="100" w:firstLine="0" w:firstLineChars="0"/>
-              <w:rPr>
-                <w:rFonts w:ascii="Arial" w:hAnsi="Arial" w:eastAsia="Arial" w:cs="Arial"/>
-                <w:i w:val="false"/>
-                <w:b w:val="false"/>
-                <w:u w:val="none"/>
-                <w:strike w:val="false"/>
-                <w:sz w:val="18"/>
-                <w:szCs w:val="18"/>
-                <w:color w:val="000000"/>
-              </w:rPr>
-            </w:pPr>
-            <w:r>
-              <w:rPr>
-                <w:rFonts w:ascii="Arial" w:hAnsi="Arial" w:eastAsia="Arial" w:cs="Arial"/>
-                <w:i w:val="false"/>
-                <w:b w:val="false"/>
-                <w:u w:val="none"/>
-                <w:strike w:val="false"/>
-                <w:sz w:val="18"/>
-                <w:szCs w:val="18"/>
-                <w:color w:val="000000"/>
-              </w:rPr>
-              <w:t xml:space="preserve">  Lung Carcinoma</w:t>
+              <w:ind w:left="100" w:right="100" w:firstLine="0" w:firstLineChars="0"/>
+              <w:rPr>
+                <w:rFonts w:ascii="Arial" w:hAnsi="Arial" w:eastAsia="Arial" w:cs="Arial"/>
+                <w:i w:val="false"/>
+                <w:b w:val="true"/>
+                <w:u w:val="none"/>
+                <w:strike w:val="false"/>
+                <w:sz w:val="18"/>
+                <w:szCs w:val="18"/>
+                <w:color w:val="1F3864"/>
+              </w:rPr>
+            </w:pPr>
+            <w:r>
+              <w:rPr>
+                <w:rFonts w:ascii="Arial" w:hAnsi="Arial" w:eastAsia="Arial" w:cs="Arial"/>
+                <w:i w:val="false"/>
+                <w:b w:val="true"/>
+                <w:u w:val="none"/>
+                <w:strike w:val="false"/>
+                <w:sz w:val="18"/>
+                <w:szCs w:val="18"/>
+                <w:color w:val="1F3864"/>
+              </w:rPr>
+              <w:t xml:space="preserve">PRIMARY DIAGNOSIS</w:t>
             </w:r>
           </w:p>
         </w:tc>
@@ -1461,7 +1461,7 @@
               <w:left w:val="single" w:sz="3" w:space="0" w:color="CCCCCC"/>
               <w:right w:val="single" w:sz="3" w:space="0" w:color="CCCCCC"/>
             </w:tcBorders>
-            <w:shd w:val="clear" w:color="auto" w:fill="FFFFFF"/>
+            <w:shd w:val="clear" w:color="auto" w:fill="F2F2F2"/>
             <w:tcMar>
               <w:top w:w="0" w:type="dxa"/>
               <w:bottom w:w="0" w:type="dxa"/>
@@ -1485,26 +1485,26 @@
               <w:rPr>
                 <w:rFonts w:ascii="Arial" w:hAnsi="Arial" w:eastAsia="Arial" w:cs="Arial"/>
                 <w:i w:val="false"/>
-                <w:b w:val="false"/>
-                <w:u w:val="none"/>
-                <w:strike w:val="false"/>
-                <w:sz w:val="18"/>
-                <w:szCs w:val="18"/>
-                <w:color w:val="000000"/>
-              </w:rPr>
-            </w:pPr>
-            <w:r>
-              <w:rPr>
-                <w:rFonts w:ascii="Arial" w:hAnsi="Arial" w:eastAsia="Arial" w:cs="Arial"/>
-                <w:i w:val="false"/>
-                <w:b w:val="false"/>
-                <w:u w:val="none"/>
-                <w:strike w:val="false"/>
-                <w:sz w:val="18"/>
-                <w:szCs w:val="18"/>
-                <w:color w:val="000000"/>
-              </w:rPr>
-              <w:t xml:space="preserve">35 (15.6)</w:t>
+                <w:b w:val="true"/>
+                <w:u w:val="none"/>
+                <w:strike w:val="false"/>
+                <w:sz w:val="18"/>
+                <w:szCs w:val="18"/>
+                <w:color w:val="000000"/>
+              </w:rPr>
+            </w:pPr>
+            <w:r>
+              <w:rPr>
+                <w:rFonts w:ascii="Arial" w:hAnsi="Arial" w:eastAsia="Arial" w:cs="Arial"/>
+                <w:i w:val="false"/>
+                <w:b w:val="true"/>
+                <w:u w:val="none"/>
+                <w:strike w:val="false"/>
+                <w:sz w:val="18"/>
+                <w:szCs w:val="18"/>
+                <w:color w:val="000000"/>
+              </w:rPr>
+              <w:t xml:space="preserve">300 (100.0)</w:t>
             </w:r>
           </w:p>
         </w:tc>
@@ -1516,7 +1516,7 @@
               <w:left w:val="single" w:sz="3" w:space="0" w:color="CCCCCC"/>
               <w:right w:val="single" w:sz="8" w:space="0" w:color="666666"/>
             </w:tcBorders>
-            <w:shd w:val="clear" w:color="auto" w:fill="FFFFFF"/>
+            <w:shd w:val="clear" w:color="auto" w:fill="F2F2F2"/>
             <w:tcMar>
               <w:top w:w="0" w:type="dxa"/>
               <w:bottom w:w="0" w:type="dxa"/>
@@ -1540,26 +1540,26 @@
               <w:rPr>
                 <w:rFonts w:ascii="Arial" w:hAnsi="Arial" w:eastAsia="Arial" w:cs="Arial"/>
                 <w:i w:val="false"/>
-                <w:b w:val="false"/>
-                <w:u w:val="none"/>
-                <w:strike w:val="false"/>
-                <w:sz w:val="18"/>
-                <w:szCs w:val="18"/>
-                <w:color w:val="000000"/>
-              </w:rPr>
-            </w:pPr>
-            <w:r>
-              <w:rPr>
-                <w:rFonts w:ascii="Arial" w:hAnsi="Arial" w:eastAsia="Arial" w:cs="Arial"/>
-                <w:i w:val="false"/>
-                <w:b w:val="false"/>
-                <w:u w:val="none"/>
-                <w:strike w:val="false"/>
-                <w:sz w:val="18"/>
-                <w:szCs w:val="18"/>
-                <w:color w:val="000000"/>
-              </w:rPr>
-              <w:t xml:space="preserve">35 (15.6)</w:t>
+                <w:b w:val="true"/>
+                <w:u w:val="none"/>
+                <w:strike w:val="false"/>
+                <w:sz w:val="18"/>
+                <w:szCs w:val="18"/>
+                <w:color w:val="000000"/>
+              </w:rPr>
+            </w:pPr>
+            <w:r>
+              <w:rPr>
+                <w:rFonts w:ascii="Arial" w:hAnsi="Arial" w:eastAsia="Arial" w:cs="Arial"/>
+                <w:i w:val="false"/>
+                <w:b w:val="true"/>
+                <w:u w:val="none"/>
+                <w:strike w:val="false"/>
+                <w:sz w:val="18"/>
+                <w:szCs w:val="18"/>
+                <w:color w:val="000000"/>
+              </w:rPr>
+              <w:t xml:space="preserve">150 (100.0)</w:t>
             </w:r>
           </w:p>
         </w:tc>
@@ -1619,7 +1619,7 @@
                 <w:szCs w:val="18"/>
                 <w:color w:val="000000"/>
               </w:rPr>
-              <w:t xml:space="preserve">  Primary Lung Malignancy</w:t>
+              <w:t xml:space="preserve">  Non-Small Cell Lung Cancer</w:t>
             </w:r>
           </w:p>
         </w:tc>
@@ -1674,7 +1674,7 @@
                 <w:szCs w:val="18"/>
                 <w:color w:val="000000"/>
               </w:rPr>
-              <w:t xml:space="preserve">33 (14.7)</w:t>
+              <w:t xml:space="preserve">50 (16.7)</w:t>
             </w:r>
           </w:p>
         </w:tc>
@@ -1729,7 +1729,7 @@
                 <w:szCs w:val="18"/>
                 <w:color w:val="000000"/>
               </w:rPr>
-              <w:t xml:space="preserve">27 (12.1)</w:t>
+              <w:t xml:space="preserve">16 (10.7)</w:t>
             </w:r>
           </w:p>
         </w:tc>
@@ -1789,7 +1789,7 @@
                 <w:szCs w:val="18"/>
                 <w:color w:val="000000"/>
               </w:rPr>
-              <w:t xml:space="preserve">  History Of Primary Lung Malignancy</w:t>
+              <w:t xml:space="preserve">  Lung Carcinoma</w:t>
             </w:r>
           </w:p>
         </w:tc>
@@ -1844,7 +1844,7 @@
                 <w:szCs w:val="18"/>
                 <w:color w:val="000000"/>
               </w:rPr>
-              <w:t xml:space="preserve">19 (8.4)</w:t>
+              <w:t xml:space="preserve">48 (16.0)</w:t>
             </w:r>
           </w:p>
         </w:tc>
@@ -1899,7 +1899,7 @@
                 <w:szCs w:val="18"/>
                 <w:color w:val="000000"/>
               </w:rPr>
-              <w:t xml:space="preserve">5 (2.2)</w:t>
+              <w:t xml:space="preserve">21 (14.0)</w:t>
             </w:r>
           </w:p>
         </w:tc>
@@ -1959,7 +1959,7 @@
                 <w:szCs w:val="18"/>
                 <w:color w:val="000000"/>
               </w:rPr>
-              <w:t xml:space="preserve">  History Of Lung Carcinoma</w:t>
+              <w:t xml:space="preserve">  Primary Lung Malignancy</w:t>
             </w:r>
           </w:p>
         </w:tc>
@@ -2014,7 +2014,7 @@
                 <w:szCs w:val="18"/>
                 <w:color w:val="000000"/>
               </w:rPr>
-              <w:t xml:space="preserve">8 (3.6)</w:t>
+              <w:t xml:space="preserve">32 (10.7)</w:t>
             </w:r>
           </w:p>
         </w:tc>
@@ -2069,7 +2069,7 @@
                 <w:szCs w:val="18"/>
                 <w:color w:val="000000"/>
               </w:rPr>
-              <w:t xml:space="preserve">17 (7.6)</w:t>
+              <w:t xml:space="preserve">20 (13.3)</w:t>
             </w:r>
           </w:p>
         </w:tc>
@@ -2129,7 +2129,7 @@
                 <w:szCs w:val="18"/>
                 <w:color w:val="000000"/>
               </w:rPr>
-              <w:t xml:space="preserve">  Known Primary Lung Malignancy</w:t>
+              <w:t xml:space="preserve">  Known Non-Small Cell Lung Cancer</w:t>
             </w:r>
           </w:p>
         </w:tc>
@@ -2184,7 +2184,7 @@
                 <w:szCs w:val="18"/>
                 <w:color w:val="000000"/>
               </w:rPr>
-              <w:t xml:space="preserve">9 (4.0)</w:t>
+              <w:t xml:space="preserve">11 (3.7)</w:t>
             </w:r>
           </w:p>
         </w:tc>
@@ -2239,7 +2239,7 @@
                 <w:szCs w:val="18"/>
                 <w:color w:val="000000"/>
               </w:rPr>
-              <w:t xml:space="preserve">16 (7.1)</w:t>
+              <w:t xml:space="preserve">14 (9.3)</w:t>
             </w:r>
           </w:p>
         </w:tc>
@@ -2299,7 +2299,7 @@
                 <w:szCs w:val="18"/>
                 <w:color w:val="000000"/>
               </w:rPr>
-              <w:t xml:space="preserve">  Non-Small Cell Lung Cancer (Stable)</w:t>
+              <w:t xml:space="preserve">  History Of Lung Carcinoma</w:t>
             </w:r>
           </w:p>
         </w:tc>
@@ -2354,7 +2354,7 @@
                 <w:szCs w:val="18"/>
                 <w:color w:val="000000"/>
               </w:rPr>
-              <w:t xml:space="preserve">16 (7.1)</w:t>
+              <w:t xml:space="preserve">22 (7.3)</w:t>
             </w:r>
           </w:p>
         </w:tc>
@@ -2409,7 +2409,7 @@
                 <w:szCs w:val="18"/>
                 <w:color w:val="000000"/>
               </w:rPr>
-              <w:t xml:space="preserve">16 (7.1)</w:t>
+              <w:t xml:space="preserve">4 (2.7)</w:t>
             </w:r>
           </w:p>
         </w:tc>
@@ -2469,7 +2469,7 @@
                 <w:szCs w:val="18"/>
                 <w:color w:val="000000"/>
               </w:rPr>
-              <w:t xml:space="preserve">  Non-Small Cell Lung Cancer (Controlled)</w:t>
+              <w:t xml:space="preserve">  Known Primary Lung Malignancy</w:t>
             </w:r>
           </w:p>
         </w:tc>
@@ -2524,7 +2524,7 @@
                 <w:szCs w:val="18"/>
                 <w:color w:val="000000"/>
               </w:rPr>
-              <w:t xml:space="preserve">16 (7.1)</w:t>
+              <w:t xml:space="preserve">16 (5.3)</w:t>
             </w:r>
           </w:p>
         </w:tc>
@@ -2579,7 +2579,7 @@
                 <w:szCs w:val="18"/>
                 <w:color w:val="000000"/>
               </w:rPr>
-              <w:t xml:space="preserve">12 (5.4)</w:t>
+              <w:t xml:space="preserve">11 (7.3)</w:t>
             </w:r>
           </w:p>
         </w:tc>
@@ -2639,7 +2639,7 @@
                 <w:szCs w:val="18"/>
                 <w:color w:val="000000"/>
               </w:rPr>
-              <w:t xml:space="preserve">  Primary Lung Malignancy (Stable)</w:t>
+              <w:t xml:space="preserve">  Lung Carcinoma (Stable)</w:t>
             </w:r>
           </w:p>
         </w:tc>
@@ -2694,7 +2694,7 @@
                 <w:szCs w:val="18"/>
                 <w:color w:val="000000"/>
               </w:rPr>
-              <w:t xml:space="preserve">6 (2.7)</w:t>
+              <w:t xml:space="preserve">14 (4.7)</w:t>
             </w:r>
           </w:p>
         </w:tc>
@@ -2749,7 +2749,7 @@
                 <w:szCs w:val="18"/>
                 <w:color w:val="000000"/>
               </w:rPr>
-              <w:t xml:space="preserve">13 (5.8)</w:t>
+              <w:t xml:space="preserve">10 (6.7)</w:t>
             </w:r>
           </w:p>
         </w:tc>
@@ -2809,7 +2809,7 @@
                 <w:szCs w:val="18"/>
                 <w:color w:val="000000"/>
               </w:rPr>
-              <w:t xml:space="preserve">  History Of Non-Small Cell Lung Cancer</w:t>
+              <w:t xml:space="preserve">  Primary Lung Malignancy (Controlled)</w:t>
             </w:r>
           </w:p>
         </w:tc>
@@ -2864,7 +2864,7 @@
                 <w:szCs w:val="18"/>
                 <w:color w:val="000000"/>
               </w:rPr>
-              <w:t xml:space="preserve">13 (5.8)</w:t>
+              <w:t xml:space="preserve">9 (3.0)</w:t>
             </w:r>
           </w:p>
         </w:tc>
@@ -2919,7 +2919,7 @@
                 <w:szCs w:val="18"/>
                 <w:color w:val="000000"/>
               </w:rPr>
-              <w:t xml:space="preserve">11 (4.9)</w:t>
+              <w:t xml:space="preserve">9 (6.0)</w:t>
             </w:r>
           </w:p>
         </w:tc>
@@ -2931,7 +2931,7 @@
         <w:tc>
           <w:tcPr>
             <w:tcBorders>
-              <w:bottom w:val="single" w:sz="8" w:space="0" w:color="666666"/>
+              <w:bottom w:val="single" w:sz="3" w:space="0" w:color="CCCCCC"/>
               <w:top w:val="single" w:sz="3" w:space="0" w:color="CCCCCC"/>
               <w:left w:val="single" w:sz="8" w:space="0" w:color="666666"/>
               <w:right w:val="single" w:sz="3" w:space="0" w:color="CCCCCC"/>
@@ -2979,14 +2979,14 @@
                 <w:szCs w:val="18"/>
                 <w:color w:val="000000"/>
               </w:rPr>
-              <w:t xml:space="preserve">  Lung Carcinoma (Stable)</w:t>
-            </w:r>
-          </w:p>
-        </w:tc>
-        <w:tc>
-          <w:tcPr>
-            <w:tcBorders>
-              <w:bottom w:val="single" w:sz="8" w:space="0" w:color="666666"/>
+              <w:t xml:space="preserve">  Non-Small Cell Lung Cancer (Controlled)</w:t>
+            </w:r>
+          </w:p>
+        </w:tc>
+        <w:tc>
+          <w:tcPr>
+            <w:tcBorders>
+              <w:bottom w:val="single" w:sz="3" w:space="0" w:color="CCCCCC"/>
               <w:top w:val="single" w:sz="3" w:space="0" w:color="CCCCCC"/>
               <w:left w:val="single" w:sz="3" w:space="0" w:color="CCCCCC"/>
               <w:right w:val="single" w:sz="3" w:space="0" w:color="CCCCCC"/>
@@ -3034,14 +3034,14 @@
                 <w:szCs w:val="18"/>
                 <w:color w:val="000000"/>
               </w:rPr>
-              <w:t xml:space="preserve">6 (2.7)</w:t>
-            </w:r>
-          </w:p>
-        </w:tc>
-        <w:tc>
-          <w:tcPr>
-            <w:tcBorders>
-              <w:bottom w:val="single" w:sz="8" w:space="0" w:color="666666"/>
+              <w:t xml:space="preserve">17 (5.7)</w:t>
+            </w:r>
+          </w:p>
+        </w:tc>
+        <w:tc>
+          <w:tcPr>
+            <w:tcBorders>
+              <w:bottom w:val="single" w:sz="3" w:space="0" w:color="CCCCCC"/>
               <w:top w:val="single" w:sz="3" w:space="0" w:color="CCCCCC"/>
               <w:left w:val="single" w:sz="3" w:space="0" w:color="CCCCCC"/>
               <w:right w:val="single" w:sz="8" w:space="0" w:color="666666"/>
@@ -3089,7 +3089,517 @@
                 <w:szCs w:val="18"/>
                 <w:color w:val="000000"/>
               </w:rPr>
-              <w:t xml:space="preserve">12 (5.4)</w:t>
+              <w:t xml:space="preserve">6 (4.0)</w:t>
+            </w:r>
+          </w:p>
+        </w:tc>
+      </w:tr>
+      <w:tr>
+        <w:trPr>
+          <w:trHeight w:val="360" w:hRule="auto"/>
+        </w:trPr>
+        <w:tc>
+          <w:tcPr>
+            <w:tcBorders>
+              <w:bottom w:val="single" w:sz="3" w:space="0" w:color="CCCCCC"/>
+              <w:top w:val="single" w:sz="3" w:space="0" w:color="CCCCCC"/>
+              <w:left w:val="single" w:sz="8" w:space="0" w:color="666666"/>
+              <w:right w:val="single" w:sz="3" w:space="0" w:color="CCCCCC"/>
+            </w:tcBorders>
+            <w:shd w:val="clear" w:color="auto" w:fill="FFFFFF"/>
+            <w:tcMar>
+              <w:top w:w="0" w:type="dxa"/>
+              <w:bottom w:w="0" w:type="dxa"/>
+              <w:left w:w="0" w:type="dxa"/>
+              <w:right w:w="0" w:type="dxa"/>
+            </w:tcMar>
+            <w:vAlign w:val="center"/>
+          </w:tcPr>
+          <w:p>
+            <w:pPr>
+              <w:pStyle w:val="Normal"/>
+              <w:jc w:val="left"/>
+              <w:pBdr>
+                <w:bottom w:val="none" w:sz="0" w:space="0" w:color="000000"/>
+                <w:top w:val="none" w:sz="0" w:space="0" w:color="000000"/>
+                <w:left w:val="none" w:sz="0" w:space="0" w:color="000000"/>
+                <w:right w:val="none" w:sz="0" w:space="0" w:color="000000"/>
+              </w:pBdr>
+              <w:spacing w:after="40" w:before="40" w:line="240"/>
+              <w:ind w:left="300" w:right="100" w:firstLine="0" w:firstLineChars="0"/>
+              <w:rPr>
+                <w:rFonts w:ascii="Arial" w:hAnsi="Arial" w:eastAsia="Arial" w:cs="Arial"/>
+                <w:i w:val="false"/>
+                <w:b w:val="false"/>
+                <w:u w:val="none"/>
+                <w:strike w:val="false"/>
+                <w:sz w:val="18"/>
+                <w:szCs w:val="18"/>
+                <w:color w:val="000000"/>
+              </w:rPr>
+            </w:pPr>
+            <w:r>
+              <w:rPr>
+                <w:rFonts w:ascii="Arial" w:hAnsi="Arial" w:eastAsia="Arial" w:cs="Arial"/>
+                <w:i w:val="false"/>
+                <w:b w:val="false"/>
+                <w:u w:val="none"/>
+                <w:strike w:val="false"/>
+                <w:sz w:val="18"/>
+                <w:szCs w:val="18"/>
+                <w:color w:val="000000"/>
+              </w:rPr>
+              <w:t xml:space="preserve">  History Of Non-Small Cell Lung Cancer</w:t>
+            </w:r>
+          </w:p>
+        </w:tc>
+        <w:tc>
+          <w:tcPr>
+            <w:tcBorders>
+              <w:bottom w:val="single" w:sz="3" w:space="0" w:color="CCCCCC"/>
+              <w:top w:val="single" w:sz="3" w:space="0" w:color="CCCCCC"/>
+              <w:left w:val="single" w:sz="3" w:space="0" w:color="CCCCCC"/>
+              <w:right w:val="single" w:sz="3" w:space="0" w:color="CCCCCC"/>
+            </w:tcBorders>
+            <w:shd w:val="clear" w:color="auto" w:fill="FFFFFF"/>
+            <w:tcMar>
+              <w:top w:w="0" w:type="dxa"/>
+              <w:bottom w:w="0" w:type="dxa"/>
+              <w:left w:w="0" w:type="dxa"/>
+              <w:right w:w="0" w:type="dxa"/>
+            </w:tcMar>
+            <w:vAlign w:val="center"/>
+          </w:tcPr>
+          <w:p>
+            <w:pPr>
+              <w:pStyle w:val="Normal"/>
+              <w:jc w:val="center"/>
+              <w:pBdr>
+                <w:bottom w:val="none" w:sz="0" w:space="0" w:color="000000"/>
+                <w:top w:val="none" w:sz="0" w:space="0" w:color="000000"/>
+                <w:left w:val="none" w:sz="0" w:space="0" w:color="000000"/>
+                <w:right w:val="none" w:sz="0" w:space="0" w:color="000000"/>
+              </w:pBdr>
+              <w:spacing w:after="40" w:before="40" w:line="240"/>
+              <w:ind w:left="100" w:right="100" w:firstLine="0" w:firstLineChars="0"/>
+              <w:rPr>
+                <w:rFonts w:ascii="Arial" w:hAnsi="Arial" w:eastAsia="Arial" w:cs="Arial"/>
+                <w:i w:val="false"/>
+                <w:b w:val="false"/>
+                <w:u w:val="none"/>
+                <w:strike w:val="false"/>
+                <w:sz w:val="18"/>
+                <w:szCs w:val="18"/>
+                <w:color w:val="000000"/>
+              </w:rPr>
+            </w:pPr>
+            <w:r>
+              <w:rPr>
+                <w:rFonts w:ascii="Arial" w:hAnsi="Arial" w:eastAsia="Arial" w:cs="Arial"/>
+                <w:i w:val="false"/>
+                <w:b w:val="false"/>
+                <w:u w:val="none"/>
+                <w:strike w:val="false"/>
+                <w:sz w:val="18"/>
+                <w:szCs w:val="18"/>
+                <w:color w:val="000000"/>
+              </w:rPr>
+              <w:t xml:space="preserve">16 (5.3)</w:t>
+            </w:r>
+          </w:p>
+        </w:tc>
+        <w:tc>
+          <w:tcPr>
+            <w:tcBorders>
+              <w:bottom w:val="single" w:sz="3" w:space="0" w:color="CCCCCC"/>
+              <w:top w:val="single" w:sz="3" w:space="0" w:color="CCCCCC"/>
+              <w:left w:val="single" w:sz="3" w:space="0" w:color="CCCCCC"/>
+              <w:right w:val="single" w:sz="8" w:space="0" w:color="666666"/>
+            </w:tcBorders>
+            <w:shd w:val="clear" w:color="auto" w:fill="FFFFFF"/>
+            <w:tcMar>
+              <w:top w:w="0" w:type="dxa"/>
+              <w:bottom w:w="0" w:type="dxa"/>
+              <w:left w:w="0" w:type="dxa"/>
+              <w:right w:w="0" w:type="dxa"/>
+            </w:tcMar>
+            <w:vAlign w:val="center"/>
+          </w:tcPr>
+          <w:p>
+            <w:pPr>
+              <w:pStyle w:val="Normal"/>
+              <w:jc w:val="center"/>
+              <w:pBdr>
+                <w:bottom w:val="none" w:sz="0" w:space="0" w:color="000000"/>
+                <w:top w:val="none" w:sz="0" w:space="0" w:color="000000"/>
+                <w:left w:val="none" w:sz="0" w:space="0" w:color="000000"/>
+                <w:right w:val="none" w:sz="0" w:space="0" w:color="000000"/>
+              </w:pBdr>
+              <w:spacing w:after="40" w:before="40" w:line="240"/>
+              <w:ind w:left="100" w:right="100" w:firstLine="0" w:firstLineChars="0"/>
+              <w:rPr>
+                <w:rFonts w:ascii="Arial" w:hAnsi="Arial" w:eastAsia="Arial" w:cs="Arial"/>
+                <w:i w:val="false"/>
+                <w:b w:val="false"/>
+                <w:u w:val="none"/>
+                <w:strike w:val="false"/>
+                <w:sz w:val="18"/>
+                <w:szCs w:val="18"/>
+                <w:color w:val="000000"/>
+              </w:rPr>
+            </w:pPr>
+            <w:r>
+              <w:rPr>
+                <w:rFonts w:ascii="Arial" w:hAnsi="Arial" w:eastAsia="Arial" w:cs="Arial"/>
+                <w:i w:val="false"/>
+                <w:b w:val="false"/>
+                <w:u w:val="none"/>
+                <w:strike w:val="false"/>
+                <w:sz w:val="18"/>
+                <w:szCs w:val="18"/>
+                <w:color w:val="000000"/>
+              </w:rPr>
+              <w:t xml:space="preserve">7 (4.7)</w:t>
+            </w:r>
+          </w:p>
+        </w:tc>
+      </w:tr>
+      <w:tr>
+        <w:trPr>
+          <w:trHeight w:val="360" w:hRule="auto"/>
+        </w:trPr>
+        <w:tc>
+          <w:tcPr>
+            <w:tcBorders>
+              <w:bottom w:val="single" w:sz="3" w:space="0" w:color="CCCCCC"/>
+              <w:top w:val="single" w:sz="3" w:space="0" w:color="CCCCCC"/>
+              <w:left w:val="single" w:sz="8" w:space="0" w:color="666666"/>
+              <w:right w:val="single" w:sz="3" w:space="0" w:color="CCCCCC"/>
+            </w:tcBorders>
+            <w:shd w:val="clear" w:color="auto" w:fill="FFFFFF"/>
+            <w:tcMar>
+              <w:top w:w="0" w:type="dxa"/>
+              <w:bottom w:w="0" w:type="dxa"/>
+              <w:left w:w="0" w:type="dxa"/>
+              <w:right w:w="0" w:type="dxa"/>
+            </w:tcMar>
+            <w:vAlign w:val="center"/>
+          </w:tcPr>
+          <w:p>
+            <w:pPr>
+              <w:pStyle w:val="Normal"/>
+              <w:jc w:val="left"/>
+              <w:pBdr>
+                <w:bottom w:val="none" w:sz="0" w:space="0" w:color="000000"/>
+                <w:top w:val="none" w:sz="0" w:space="0" w:color="000000"/>
+                <w:left w:val="none" w:sz="0" w:space="0" w:color="000000"/>
+                <w:right w:val="none" w:sz="0" w:space="0" w:color="000000"/>
+              </w:pBdr>
+              <w:spacing w:after="40" w:before="40" w:line="240"/>
+              <w:ind w:left="300" w:right="100" w:firstLine="0" w:firstLineChars="0"/>
+              <w:rPr>
+                <w:rFonts w:ascii="Arial" w:hAnsi="Arial" w:eastAsia="Arial" w:cs="Arial"/>
+                <w:i w:val="false"/>
+                <w:b w:val="false"/>
+                <w:u w:val="none"/>
+                <w:strike w:val="false"/>
+                <w:sz w:val="18"/>
+                <w:szCs w:val="18"/>
+                <w:color w:val="000000"/>
+              </w:rPr>
+            </w:pPr>
+            <w:r>
+              <w:rPr>
+                <w:rFonts w:ascii="Arial" w:hAnsi="Arial" w:eastAsia="Arial" w:cs="Arial"/>
+                <w:i w:val="false"/>
+                <w:b w:val="false"/>
+                <w:u w:val="none"/>
+                <w:strike w:val="false"/>
+                <w:sz w:val="18"/>
+                <w:szCs w:val="18"/>
+                <w:color w:val="000000"/>
+              </w:rPr>
+              <w:t xml:space="preserve">  History Of Primary Lung Malignancy</w:t>
+            </w:r>
+          </w:p>
+        </w:tc>
+        <w:tc>
+          <w:tcPr>
+            <w:tcBorders>
+              <w:bottom w:val="single" w:sz="3" w:space="0" w:color="CCCCCC"/>
+              <w:top w:val="single" w:sz="3" w:space="0" w:color="CCCCCC"/>
+              <w:left w:val="single" w:sz="3" w:space="0" w:color="CCCCCC"/>
+              <w:right w:val="single" w:sz="3" w:space="0" w:color="CCCCCC"/>
+            </w:tcBorders>
+            <w:shd w:val="clear" w:color="auto" w:fill="FFFFFF"/>
+            <w:tcMar>
+              <w:top w:w="0" w:type="dxa"/>
+              <w:bottom w:w="0" w:type="dxa"/>
+              <w:left w:w="0" w:type="dxa"/>
+              <w:right w:w="0" w:type="dxa"/>
+            </w:tcMar>
+            <w:vAlign w:val="center"/>
+          </w:tcPr>
+          <w:p>
+            <w:pPr>
+              <w:pStyle w:val="Normal"/>
+              <w:jc w:val="center"/>
+              <w:pBdr>
+                <w:bottom w:val="none" w:sz="0" w:space="0" w:color="000000"/>
+                <w:top w:val="none" w:sz="0" w:space="0" w:color="000000"/>
+                <w:left w:val="none" w:sz="0" w:space="0" w:color="000000"/>
+                <w:right w:val="none" w:sz="0" w:space="0" w:color="000000"/>
+              </w:pBdr>
+              <w:spacing w:after="40" w:before="40" w:line="240"/>
+              <w:ind w:left="100" w:right="100" w:firstLine="0" w:firstLineChars="0"/>
+              <w:rPr>
+                <w:rFonts w:ascii="Arial" w:hAnsi="Arial" w:eastAsia="Arial" w:cs="Arial"/>
+                <w:i w:val="false"/>
+                <w:b w:val="false"/>
+                <w:u w:val="none"/>
+                <w:strike w:val="false"/>
+                <w:sz w:val="18"/>
+                <w:szCs w:val="18"/>
+                <w:color w:val="000000"/>
+              </w:rPr>
+            </w:pPr>
+            <w:r>
+              <w:rPr>
+                <w:rFonts w:ascii="Arial" w:hAnsi="Arial" w:eastAsia="Arial" w:cs="Arial"/>
+                <w:i w:val="false"/>
+                <w:b w:val="false"/>
+                <w:u w:val="none"/>
+                <w:strike w:val="false"/>
+                <w:sz w:val="18"/>
+                <w:szCs w:val="18"/>
+                <w:color w:val="000000"/>
+              </w:rPr>
+              <w:t xml:space="preserve">15 (5.0)</w:t>
+            </w:r>
+          </w:p>
+        </w:tc>
+        <w:tc>
+          <w:tcPr>
+            <w:tcBorders>
+              <w:bottom w:val="single" w:sz="3" w:space="0" w:color="CCCCCC"/>
+              <w:top w:val="single" w:sz="3" w:space="0" w:color="CCCCCC"/>
+              <w:left w:val="single" w:sz="3" w:space="0" w:color="CCCCCC"/>
+              <w:right w:val="single" w:sz="8" w:space="0" w:color="666666"/>
+            </w:tcBorders>
+            <w:shd w:val="clear" w:color="auto" w:fill="FFFFFF"/>
+            <w:tcMar>
+              <w:top w:w="0" w:type="dxa"/>
+              <w:bottom w:w="0" w:type="dxa"/>
+              <w:left w:w="0" w:type="dxa"/>
+              <w:right w:w="0" w:type="dxa"/>
+            </w:tcMar>
+            <w:vAlign w:val="center"/>
+          </w:tcPr>
+          <w:p>
+            <w:pPr>
+              <w:pStyle w:val="Normal"/>
+              <w:jc w:val="center"/>
+              <w:pBdr>
+                <w:bottom w:val="none" w:sz="0" w:space="0" w:color="000000"/>
+                <w:top w:val="none" w:sz="0" w:space="0" w:color="000000"/>
+                <w:left w:val="none" w:sz="0" w:space="0" w:color="000000"/>
+                <w:right w:val="none" w:sz="0" w:space="0" w:color="000000"/>
+              </w:pBdr>
+              <w:spacing w:after="40" w:before="40" w:line="240"/>
+              <w:ind w:left="100" w:right="100" w:firstLine="0" w:firstLineChars="0"/>
+              <w:rPr>
+                <w:rFonts w:ascii="Arial" w:hAnsi="Arial" w:eastAsia="Arial" w:cs="Arial"/>
+                <w:i w:val="false"/>
+                <w:b w:val="false"/>
+                <w:u w:val="none"/>
+                <w:strike w:val="false"/>
+                <w:sz w:val="18"/>
+                <w:szCs w:val="18"/>
+                <w:color w:val="000000"/>
+              </w:rPr>
+            </w:pPr>
+            <w:r>
+              <w:rPr>
+                <w:rFonts w:ascii="Arial" w:hAnsi="Arial" w:eastAsia="Arial" w:cs="Arial"/>
+                <w:i w:val="false"/>
+                <w:b w:val="false"/>
+                <w:u w:val="none"/>
+                <w:strike w:val="false"/>
+                <w:sz w:val="18"/>
+                <w:szCs w:val="18"/>
+                <w:color w:val="000000"/>
+              </w:rPr>
+              <w:t xml:space="preserve">8 (5.3)</w:t>
+            </w:r>
+          </w:p>
+        </w:tc>
+      </w:tr>
+      <w:tr>
+        <w:trPr>
+          <w:trHeight w:val="360" w:hRule="auto"/>
+        </w:trPr>
+        <w:tc>
+          <w:tcPr>
+            <w:tcBorders>
+              <w:bottom w:val="single" w:sz="8" w:space="0" w:color="666666"/>
+              <w:top w:val="single" w:sz="3" w:space="0" w:color="CCCCCC"/>
+              <w:left w:val="single" w:sz="8" w:space="0" w:color="666666"/>
+              <w:right w:val="single" w:sz="3" w:space="0" w:color="CCCCCC"/>
+            </w:tcBorders>
+            <w:shd w:val="clear" w:color="auto" w:fill="FFFFFF"/>
+            <w:tcMar>
+              <w:top w:w="0" w:type="dxa"/>
+              <w:bottom w:w="0" w:type="dxa"/>
+              <w:left w:w="0" w:type="dxa"/>
+              <w:right w:w="0" w:type="dxa"/>
+            </w:tcMar>
+            <w:vAlign w:val="center"/>
+          </w:tcPr>
+          <w:p>
+            <w:pPr>
+              <w:pStyle w:val="Normal"/>
+              <w:jc w:val="left"/>
+              <w:pBdr>
+                <w:bottom w:val="none" w:sz="0" w:space="0" w:color="000000"/>
+                <w:top w:val="none" w:sz="0" w:space="0" w:color="000000"/>
+                <w:left w:val="none" w:sz="0" w:space="0" w:color="000000"/>
+                <w:right w:val="none" w:sz="0" w:space="0" w:color="000000"/>
+              </w:pBdr>
+              <w:spacing w:after="40" w:before="40" w:line="240"/>
+              <w:ind w:left="300" w:right="100" w:firstLine="0" w:firstLineChars="0"/>
+              <w:rPr>
+                <w:rFonts w:ascii="Arial" w:hAnsi="Arial" w:eastAsia="Arial" w:cs="Arial"/>
+                <w:i w:val="false"/>
+                <w:b w:val="false"/>
+                <w:u w:val="none"/>
+                <w:strike w:val="false"/>
+                <w:sz w:val="18"/>
+                <w:szCs w:val="18"/>
+                <w:color w:val="000000"/>
+              </w:rPr>
+            </w:pPr>
+            <w:r>
+              <w:rPr>
+                <w:rFonts w:ascii="Arial" w:hAnsi="Arial" w:eastAsia="Arial" w:cs="Arial"/>
+                <w:i w:val="false"/>
+                <w:b w:val="false"/>
+                <w:u w:val="none"/>
+                <w:strike w:val="false"/>
+                <w:sz w:val="18"/>
+                <w:szCs w:val="18"/>
+                <w:color w:val="000000"/>
+              </w:rPr>
+              <w:t xml:space="preserve">  Non-Small Cell Lung Cancer (Stable)</w:t>
+            </w:r>
+          </w:p>
+        </w:tc>
+        <w:tc>
+          <w:tcPr>
+            <w:tcBorders>
+              <w:bottom w:val="single" w:sz="8" w:space="0" w:color="666666"/>
+              <w:top w:val="single" w:sz="3" w:space="0" w:color="CCCCCC"/>
+              <w:left w:val="single" w:sz="3" w:space="0" w:color="CCCCCC"/>
+              <w:right w:val="single" w:sz="3" w:space="0" w:color="CCCCCC"/>
+            </w:tcBorders>
+            <w:shd w:val="clear" w:color="auto" w:fill="FFFFFF"/>
+            <w:tcMar>
+              <w:top w:w="0" w:type="dxa"/>
+              <w:bottom w:w="0" w:type="dxa"/>
+              <w:left w:w="0" w:type="dxa"/>
+              <w:right w:w="0" w:type="dxa"/>
+            </w:tcMar>
+            <w:vAlign w:val="center"/>
+          </w:tcPr>
+          <w:p>
+            <w:pPr>
+              <w:pStyle w:val="Normal"/>
+              <w:jc w:val="center"/>
+              <w:pBdr>
+                <w:bottom w:val="none" w:sz="0" w:space="0" w:color="000000"/>
+                <w:top w:val="none" w:sz="0" w:space="0" w:color="000000"/>
+                <w:left w:val="none" w:sz="0" w:space="0" w:color="000000"/>
+                <w:right w:val="none" w:sz="0" w:space="0" w:color="000000"/>
+              </w:pBdr>
+              <w:spacing w:after="40" w:before="40" w:line="240"/>
+              <w:ind w:left="100" w:right="100" w:firstLine="0" w:firstLineChars="0"/>
+              <w:rPr>
+                <w:rFonts w:ascii="Arial" w:hAnsi="Arial" w:eastAsia="Arial" w:cs="Arial"/>
+                <w:i w:val="false"/>
+                <w:b w:val="false"/>
+                <w:u w:val="none"/>
+                <w:strike w:val="false"/>
+                <w:sz w:val="18"/>
+                <w:szCs w:val="18"/>
+                <w:color w:val="000000"/>
+              </w:rPr>
+            </w:pPr>
+            <w:r>
+              <w:rPr>
+                <w:rFonts w:ascii="Arial" w:hAnsi="Arial" w:eastAsia="Arial" w:cs="Arial"/>
+                <w:i w:val="false"/>
+                <w:b w:val="false"/>
+                <w:u w:val="none"/>
+                <w:strike w:val="false"/>
+                <w:sz w:val="18"/>
+                <w:szCs w:val="18"/>
+                <w:color w:val="000000"/>
+              </w:rPr>
+              <w:t xml:space="preserve">16 (5.3)</w:t>
+            </w:r>
+          </w:p>
+        </w:tc>
+        <w:tc>
+          <w:tcPr>
+            <w:tcBorders>
+              <w:bottom w:val="single" w:sz="8" w:space="0" w:color="666666"/>
+              <w:top w:val="single" w:sz="3" w:space="0" w:color="CCCCCC"/>
+              <w:left w:val="single" w:sz="3" w:space="0" w:color="CCCCCC"/>
+              <w:right w:val="single" w:sz="8" w:space="0" w:color="666666"/>
+            </w:tcBorders>
+            <w:shd w:val="clear" w:color="auto" w:fill="FFFFFF"/>
+            <w:tcMar>
+              <w:top w:w="0" w:type="dxa"/>
+              <w:bottom w:w="0" w:type="dxa"/>
+              <w:left w:w="0" w:type="dxa"/>
+              <w:right w:w="0" w:type="dxa"/>
+            </w:tcMar>
+            <w:vAlign w:val="center"/>
+          </w:tcPr>
+          <w:p>
+            <w:pPr>
+              <w:pStyle w:val="Normal"/>
+              <w:jc w:val="center"/>
+              <w:pBdr>
+                <w:bottom w:val="none" w:sz="0" w:space="0" w:color="000000"/>
+                <w:top w:val="none" w:sz="0" w:space="0" w:color="000000"/>
+                <w:left w:val="none" w:sz="0" w:space="0" w:color="000000"/>
+                <w:right w:val="none" w:sz="0" w:space="0" w:color="000000"/>
+              </w:pBdr>
+              <w:spacing w:after="40" w:before="40" w:line="240"/>
+              <w:ind w:left="100" w:right="100" w:firstLine="0" w:firstLineChars="0"/>
+              <w:rPr>
+                <w:rFonts w:ascii="Arial" w:hAnsi="Arial" w:eastAsia="Arial" w:cs="Arial"/>
+                <w:i w:val="false"/>
+                <w:b w:val="false"/>
+                <w:u w:val="none"/>
+                <w:strike w:val="false"/>
+                <w:sz w:val="18"/>
+                <w:szCs w:val="18"/>
+                <w:color w:val="000000"/>
+              </w:rPr>
+            </w:pPr>
+            <w:r>
+              <w:rPr>
+                <w:rFonts w:ascii="Arial" w:hAnsi="Arial" w:eastAsia="Arial" w:cs="Arial"/>
+                <w:i w:val="false"/>
+                <w:b w:val="false"/>
+                <w:u w:val="none"/>
+                <w:strike w:val="false"/>
+                <w:sz w:val="18"/>
+                <w:szCs w:val="18"/>
+                <w:color w:val="000000"/>
+              </w:rPr>
+              <w:t xml:space="preserve">7 (4.7)</w:t>
             </w:r>
           </w:p>
         </w:tc>
